--- a/docs/1.0.docx
+++ b/docs/1.0.docx
@@ -19684,7 +19684,7 @@
         <w:t xml:space="preserve"> Java </w:t>
       </w:r>
       <w:r>
-        <w:t>体系中实现了与官方语义一致的权限判定算法，并通过</w:t>
+        <w:t>体系中实现了与公开规范语义一致的权限判定算法，并通过</w:t>
       </w:r>
       <w:r>
         <w:t xml:space="preserve"> </w:t>

--- a/docs/1.0.docx
+++ b/docs/1.0.docx
@@ -64,7 +64,7 @@
           <w:sz w:val="36"/>
           <w:szCs w:val="36"/>
         </w:rPr>
-        <w:t>的智能音视频实时通讯平台设计与实现</w:t>
+        <w:t>的智能音视频实时通讯系统设计与实现</w:t>
       </w:r>
     </w:p>
     <w:p>
@@ -77,7 +77,7 @@
           <w:sz w:val="26"/>
           <w:szCs w:val="26"/>
         </w:rPr>
-        <w:t xml:space="preserve">Design and implementation of an intelligent real-time audio and video communication platform based on </w:t>
+        <w:t xml:space="preserve">Design and implementation of an intelligent real-time audio and video communication system based on </w:t>
       </w:r>
       <w:proofErr w:type="spellStart"/>
       <w:r>
@@ -576,7 +576,7 @@
         <w:jc w:val="both"/>
       </w:pPr>
       <w:r>
-        <w:t>As internet communities continue to expand, the demand for cross-platform real-time communication tools is increasing. This paper designs and implements a multifunctional multi-community real-time intelligent audio and video communication platform</w:t>
+        <w:t>As internet communities continue to expand, the demand for cross-platform real-time communication tools is increasing. This paper designs and implements a multifunctional multi-community real-time intelligent audio and video communication system</w:t>
       </w:r>
       <w:r>
         <w:t>. The back end is built on Spring Boot 3.2 and Spring Security, adopting stateless authentication based on JSON Web Token (JWT), together with a self-developed 64-bit permission engine that provides fine-grained access control over guilds and channels. The front end is a single-page application developed with React 18, TypeScript, and Vite, which receives real-time pushes of messages, presence states, and voice events over WebSocket. The system implements account registration and login, e-mail verification, two-factor authentication, friend relationships, guild and channel management, message CRUD and search, emoji reactions, invites and bans, audit logging, file attachment upload, and real-time voice relaying. To address security problems frequently observed in practical engineering, such as unauthorized access, data enumeration, file forgery, and search injection, a systematic security hardening was performed, and a regression test suite consisting of 63 automated test cases covering both the back end and the front end was established. Test results show that the system is functionally complete, strictly authorized, and stably operating, achieving the expected design goals.</w:t>
